--- a/EXP2/BI2.docx
+++ b/EXP2/BI2.docx
@@ -617,11 +617,63 @@
           <w:lang w:val="en-IN"/>
         </w:rPr>
       </w:pPr>
+      <w:r>
+        <w:rPr>
+          <w:sz w:val="26"/>
+          <w:szCs w:val="26"/>
+          <w:lang w:val="en-IN"/>
+        </w:rPr>
+        <w:drawing>
+          <wp:inline distT="0" distB="0" distL="0" distR="0" wp14:anchorId="6A5D5FF8" wp14:editId="367C415A">
+            <wp:extent cx="6505575" cy="3679825"/>
+            <wp:effectExtent l="0" t="0" r="9525" b="0"/>
+            <wp:docPr id="488582145" name="Picture 1"/>
+            <wp:cNvGraphicFramePr>
+              <a:graphicFrameLocks xmlns:a="http://schemas.openxmlformats.org/drawingml/2006/main" noChangeAspect="1"/>
+            </wp:cNvGraphicFramePr>
+            <a:graphic xmlns:a="http://schemas.openxmlformats.org/drawingml/2006/main">
+              <a:graphicData uri="http://schemas.openxmlformats.org/drawingml/2006/picture">
+                <pic:pic xmlns:pic="http://schemas.openxmlformats.org/drawingml/2006/picture">
+                  <pic:nvPicPr>
+                    <pic:cNvPr id="488582145" name=""/>
+                    <pic:cNvPicPr/>
+                  </pic:nvPicPr>
+                  <pic:blipFill>
+                    <a:blip r:embed="rId5"/>
+                    <a:stretch>
+                      <a:fillRect/>
+                    </a:stretch>
+                  </pic:blipFill>
+                  <pic:spPr>
+                    <a:xfrm>
+                      <a:off x="0" y="0"/>
+                      <a:ext cx="6505575" cy="3679825"/>
+                    </a:xfrm>
+                    <a:prstGeom prst="rect">
+                      <a:avLst/>
+                    </a:prstGeom>
+                  </pic:spPr>
+                </pic:pic>
+              </a:graphicData>
+            </a:graphic>
+          </wp:inline>
+        </w:drawing>
+      </w:r>
     </w:p>
     <w:p>
       <w:pPr>
         <w:pStyle w:val="ListParagraph"/>
         <w:rPr>
+          <w:sz w:val="26"/>
+          <w:szCs w:val="26"/>
+          <w:lang w:val="en-IN"/>
+        </w:rPr>
+      </w:pPr>
+    </w:p>
+    <w:p>
+      <w:pPr>
+        <w:pStyle w:val="ListParagraph"/>
+        <w:rPr>
           <w:b/>
           <w:bCs/>
           <w:sz w:val="26"/>
@@ -877,6 +929,7 @@
           <w:szCs w:val="26"/>
           <w:lang w:val="en-IN"/>
         </w:rPr>
+        <w:lastRenderedPageBreak/>
         <w:t>Step 9</w:t>
       </w:r>
       <w:r>
@@ -905,11 +958,115 @@
           <w:lang w:val="en-IN"/>
         </w:rPr>
       </w:pPr>
+      <w:r>
+        <w:rPr>
+          <w:sz w:val="26"/>
+          <w:szCs w:val="26"/>
+          <w:lang w:val="en-IN"/>
+        </w:rPr>
+        <w:drawing>
+          <wp:inline distT="0" distB="0" distL="0" distR="0" wp14:anchorId="2582B9D1" wp14:editId="319620D4">
+            <wp:extent cx="6448425" cy="3660775"/>
+            <wp:effectExtent l="0" t="0" r="9525" b="0"/>
+            <wp:docPr id="597871982" name="Picture 1"/>
+            <wp:cNvGraphicFramePr>
+              <a:graphicFrameLocks xmlns:a="http://schemas.openxmlformats.org/drawingml/2006/main" noChangeAspect="1"/>
+            </wp:cNvGraphicFramePr>
+            <a:graphic xmlns:a="http://schemas.openxmlformats.org/drawingml/2006/main">
+              <a:graphicData uri="http://schemas.openxmlformats.org/drawingml/2006/picture">
+                <pic:pic xmlns:pic="http://schemas.openxmlformats.org/drawingml/2006/picture">
+                  <pic:nvPicPr>
+                    <pic:cNvPr id="597871982" name=""/>
+                    <pic:cNvPicPr/>
+                  </pic:nvPicPr>
+                  <pic:blipFill>
+                    <a:blip r:embed="rId6"/>
+                    <a:stretch>
+                      <a:fillRect/>
+                    </a:stretch>
+                  </pic:blipFill>
+                  <pic:spPr>
+                    <a:xfrm>
+                      <a:off x="0" y="0"/>
+                      <a:ext cx="6448425" cy="3660775"/>
+                    </a:xfrm>
+                    <a:prstGeom prst="rect">
+                      <a:avLst/>
+                    </a:prstGeom>
+                  </pic:spPr>
+                </pic:pic>
+              </a:graphicData>
+            </a:graphic>
+          </wp:inline>
+        </w:drawing>
+      </w:r>
     </w:p>
     <w:p>
       <w:pPr>
         <w:pStyle w:val="ListParagraph"/>
         <w:rPr>
+          <w:sz w:val="26"/>
+          <w:szCs w:val="26"/>
+          <w:lang w:val="en-IN"/>
+        </w:rPr>
+      </w:pPr>
+      <w:r>
+        <w:rPr>
+          <w:sz w:val="26"/>
+          <w:szCs w:val="26"/>
+          <w:lang w:val="en-IN"/>
+        </w:rPr>
+        <w:drawing>
+          <wp:inline distT="0" distB="0" distL="0" distR="0" wp14:anchorId="003A802D" wp14:editId="1166B4EE">
+            <wp:extent cx="6457950" cy="3709670"/>
+            <wp:effectExtent l="0" t="0" r="0" b="5080"/>
+            <wp:docPr id="1160546612" name="Picture 1"/>
+            <wp:cNvGraphicFramePr>
+              <a:graphicFrameLocks xmlns:a="http://schemas.openxmlformats.org/drawingml/2006/main" noChangeAspect="1"/>
+            </wp:cNvGraphicFramePr>
+            <a:graphic xmlns:a="http://schemas.openxmlformats.org/drawingml/2006/main">
+              <a:graphicData uri="http://schemas.openxmlformats.org/drawingml/2006/picture">
+                <pic:pic xmlns:pic="http://schemas.openxmlformats.org/drawingml/2006/picture">
+                  <pic:nvPicPr>
+                    <pic:cNvPr id="1160546612" name=""/>
+                    <pic:cNvPicPr/>
+                  </pic:nvPicPr>
+                  <pic:blipFill>
+                    <a:blip r:embed="rId7"/>
+                    <a:stretch>
+                      <a:fillRect/>
+                    </a:stretch>
+                  </pic:blipFill>
+                  <pic:spPr>
+                    <a:xfrm>
+                      <a:off x="0" y="0"/>
+                      <a:ext cx="6457950" cy="3709670"/>
+                    </a:xfrm>
+                    <a:prstGeom prst="rect">
+                      <a:avLst/>
+                    </a:prstGeom>
+                  </pic:spPr>
+                </pic:pic>
+              </a:graphicData>
+            </a:graphic>
+          </wp:inline>
+        </w:drawing>
+      </w:r>
+    </w:p>
+    <w:p>
+      <w:pPr>
+        <w:pStyle w:val="ListParagraph"/>
+        <w:rPr>
+          <w:sz w:val="26"/>
+          <w:szCs w:val="26"/>
+          <w:lang w:val="en-IN"/>
+        </w:rPr>
+      </w:pPr>
+    </w:p>
+    <w:p>
+      <w:pPr>
+        <w:pStyle w:val="ListParagraph"/>
+        <w:rPr>
           <w:b/>
           <w:bCs/>
           <w:sz w:val="26"/>
@@ -1057,6 +1214,7 @@
           <w:szCs w:val="26"/>
           <w:lang w:val="en-IN"/>
         </w:rPr>
+        <w:lastRenderedPageBreak/>
         <w:t>Step 12</w:t>
       </w:r>
       <w:r>
@@ -1393,16 +1551,7 @@
           <w:szCs w:val="26"/>
           <w:lang w:val="en-IN"/>
         </w:rPr>
-        <w:t xml:space="preserve"> Build the dashboard: Using the transformed data and DAX measures, create a Power BI report featuring Total Sales, Total Profit, Profit Margin, and Total Orders as headline figures, along with a Sales by Category bar chart, a Profit by Category pie chart, a Profit Margin vs. </w:t>
-      </w:r>
-      <w:r>
-        <w:rPr>
-          <w:sz w:val="26"/>
-          <w:szCs w:val="26"/>
-          <w:lang w:val="en-IN"/>
-        </w:rPr>
-        <w:lastRenderedPageBreak/>
-        <w:t>Discount scatter chart, and a detailed Sales &amp; Profit Analysis table. Title the dashboard GLOBAL SUPERSTORE – ETL &amp; SALES ANALYSIS.</w:t>
+        <w:t xml:space="preserve"> Build the dashboard: Using the transformed data and DAX measures, create a Power BI report featuring Total Sales, Total Profit, Profit Margin, and Total Orders as headline figures, along with a Sales by Category bar chart, a Profit by Category pie chart, a Profit Margin vs. Discount scatter chart, and a detailed Sales &amp; Profit Analysis table. Title the dashboard GLOBAL SUPERSTORE – ETL &amp; SALES ANALYSIS.</w:t>
       </w:r>
     </w:p>
     <w:p>
@@ -1473,7 +1622,7 @@
                     <pic:cNvPicPr/>
                   </pic:nvPicPr>
                   <pic:blipFill>
-                    <a:blip r:embed="rId5"/>
+                    <a:blip r:embed="rId8"/>
                     <a:stretch>
                       <a:fillRect/>
                     </a:stretch>
@@ -1558,6 +1707,7 @@
         </w:numPr>
       </w:pPr>
       <w:r>
+        <w:lastRenderedPageBreak/>
         <w:t>Learned how to handle duplicate records, blank values, and data type inconsistencies.</w:t>
       </w:r>
     </w:p>
